--- a/TS-Padam/TS-6.2/TS 6.2 Malayalam Pada Paatam Corrections.docx
+++ b/TS-Padam/TS-6.2/TS 6.2 Malayalam Pada Paatam Corrections.docx
@@ -1,6 +1,6 @@
 
 <file path=word/document.xml><?xml version="1.0" encoding="utf-8"?>
-<w:document xmlns:wpc="http://schemas.microsoft.com/office/word/2010/wordprocessingCanvas" xmlns:cx="http://schemas.microsoft.com/office/drawing/2014/chartex" xmlns:cx1="http://schemas.microsoft.com/office/drawing/2015/9/8/chartex" xmlns:cx2="http://schemas.microsoft.com/office/drawing/2015/10/21/chartex" xmlns:cx3="http://schemas.microsoft.com/office/drawing/2016/5/9/chartex" xmlns:cx4="http://schemas.microsoft.com/office/drawing/2016/5/10/chartex" xmlns:cx5="http://schemas.microsoft.com/office/drawing/2016/5/11/chartex" xmlns:cx6="http://schemas.microsoft.com/office/drawing/2016/5/12/chartex" xmlns:cx7="http://schemas.microsoft.com/office/drawing/2016/5/13/chartex" xmlns:cx8="http://schemas.microsoft.com/office/drawing/2016/5/14/chartex" xmlns:mc="http://schemas.openxmlformats.org/markup-compatibility/2006" xmlns:aink="http://schemas.microsoft.com/office/drawing/2016/ink" xmlns:am3d="http://schemas.microsoft.com/office/drawing/2017/model3d" xmlns:o="urn:schemas-microsoft-com:office:office" xmlns:oel="http://schemas.microsoft.com/office/2019/extlst" xmlns:r="http://schemas.openxmlformats.org/officeDocument/2006/relationships" xmlns:m="http://schemas.openxmlformats.org/officeDocument/2006/math" xmlns:v="urn:schemas-microsoft-com:vml" xmlns:wp14="http://schemas.microsoft.com/office/word/2010/wordprocessingDrawing" xmlns:wp="http://schemas.openxmlformats.org/drawingml/2006/wordprocessingDrawing" xmlns:w10="urn:schemas-microsoft-com:office:word" xmlns:w="http://schemas.openxmlformats.org/wordprocessingml/2006/main" xmlns:w14="http://schemas.microsoft.com/office/word/2010/wordml" xmlns:w15="http://schemas.microsoft.com/office/word/2012/wordml" xmlns:w16cex="http://schemas.microsoft.com/office/word/2018/wordml/cex" xmlns:w16cid="http://schemas.microsoft.com/office/word/2016/wordml/cid" xmlns:w16="http://schemas.microsoft.com/office/word/2018/wordml" xmlns:w16sdtdh="http://schemas.microsoft.com/office/word/2020/wordml/sdtdatahash" xmlns:w16se="http://schemas.microsoft.com/office/word/2015/wordml/symex" xmlns:wpg="http://schemas.microsoft.com/office/word/2010/wordprocessingGroup" xmlns:wpi="http://schemas.microsoft.com/office/word/2010/wordprocessingInk" xmlns:wne="http://schemas.microsoft.com/office/word/2006/wordml" xmlns:wps="http://schemas.microsoft.com/office/word/2010/wordprocessingShape" mc:Ignorable="w14 w15 w16se w16cid w16 w16cex w16sdtdh wp14">
+<w:document xmlns:wpc="http://schemas.microsoft.com/office/word/2010/wordprocessingCanvas" xmlns:cx="http://schemas.microsoft.com/office/drawing/2014/chartex" xmlns:cx1="http://schemas.microsoft.com/office/drawing/2015/9/8/chartex" xmlns:cx2="http://schemas.microsoft.com/office/drawing/2015/10/21/chartex" xmlns:cx3="http://schemas.microsoft.com/office/drawing/2016/5/9/chartex" xmlns:cx4="http://schemas.microsoft.com/office/drawing/2016/5/10/chartex" xmlns:cx5="http://schemas.microsoft.com/office/drawing/2016/5/11/chartex" xmlns:cx6="http://schemas.microsoft.com/office/drawing/2016/5/12/chartex" xmlns:cx7="http://schemas.microsoft.com/office/drawing/2016/5/13/chartex" xmlns:cx8="http://schemas.microsoft.com/office/drawing/2016/5/14/chartex" xmlns:mc="http://schemas.openxmlformats.org/markup-compatibility/2006" xmlns:aink="http://schemas.microsoft.com/office/drawing/2016/ink" xmlns:am3d="http://schemas.microsoft.com/office/drawing/2017/model3d" xmlns:o="urn:schemas-microsoft-com:office:office" xmlns:oel="http://schemas.microsoft.com/office/2019/extlst" xmlns:r="http://schemas.openxmlformats.org/officeDocument/2006/relationships" xmlns:m="http://schemas.openxmlformats.org/officeDocument/2006/math" xmlns:v="urn:schemas-microsoft-com:vml" xmlns:wp14="http://schemas.microsoft.com/office/word/2010/wordprocessingDrawing" xmlns:wp="http://schemas.openxmlformats.org/drawingml/2006/wordprocessingDrawing" xmlns:w10="urn:schemas-microsoft-com:office:word" xmlns:w="http://schemas.openxmlformats.org/wordprocessingml/2006/main" xmlns:w14="http://schemas.microsoft.com/office/word/2010/wordml" xmlns:w15="http://schemas.microsoft.com/office/word/2012/wordml" xmlns:w16cex="http://schemas.microsoft.com/office/word/2018/wordml/cex" xmlns:w16cid="http://schemas.microsoft.com/office/word/2016/wordml/cid" xmlns:w16="http://schemas.microsoft.com/office/word/2018/wordml" xmlns:w16du="http://schemas.microsoft.com/office/word/2023/wordml/word16du" xmlns:w16sdtdh="http://schemas.microsoft.com/office/word/2020/wordml/sdtdatahash" xmlns:w16sdtfl="http://schemas.microsoft.com/office/word/2024/wordml/sdtformatlock" xmlns:w16se="http://schemas.microsoft.com/office/word/2015/wordml/symex" xmlns:wpg="http://schemas.microsoft.com/office/word/2010/wordprocessingGroup" xmlns:wpi="http://schemas.microsoft.com/office/word/2010/wordprocessingInk" xmlns:wne="http://schemas.microsoft.com/office/word/2006/wordml" xmlns:wps="http://schemas.microsoft.com/office/word/2010/wordprocessingShape" mc:Ignorable="w14 w15 w16se w16cid w16 w16cex w16sdtdh w16sdtfl w16du wp14">
   <w:body>
     <w:p>
       <w:pPr>
@@ -59,10 +59,9 @@
           <w:bCs/>
           <w:sz w:val="32"/>
           <w:szCs w:val="32"/>
-          <w:highlight w:val="red"/>
           <w:u w:val="single"/>
         </w:rPr>
-        <w:t>?????</w:t>
+        <w:t>30th April 2026</w:t>
       </w:r>
     </w:p>
     <w:p>
@@ -238,27 +237,7 @@
                 <w:sz w:val="28"/>
                 <w:szCs w:val="28"/>
               </w:rPr>
-              <w:t>3</w:t>
-            </w:r>
-            <w:r>
-              <w:rPr>
-                <w:rFonts w:cs="Arial"/>
-                <w:b/>
-                <w:bCs/>
-                <w:sz w:val="28"/>
-                <w:szCs w:val="28"/>
-              </w:rPr>
-              <w:t>.</w:t>
-            </w:r>
-            <w:r>
-              <w:rPr>
-                <w:rFonts w:cs="Arial"/>
-                <w:b/>
-                <w:bCs/>
-                <w:sz w:val="28"/>
-                <w:szCs w:val="28"/>
-              </w:rPr>
-              <w:t>5</w:t>
+              <w:t>3.5</w:t>
             </w:r>
             <w:r>
               <w:rPr>
@@ -303,17 +282,7 @@
                 <w:sz w:val="28"/>
                 <w:szCs w:val="28"/>
               </w:rPr>
-              <w:t xml:space="preserve">- </w:t>
-            </w:r>
-            <w:r>
-              <w:rPr>
-                <w:rFonts w:cs="Arial"/>
-                <w:b/>
-                <w:bCs/>
-                <w:sz w:val="28"/>
-                <w:szCs w:val="28"/>
-              </w:rPr>
-              <w:t>59</w:t>
+              <w:t>- 59</w:t>
             </w:r>
           </w:p>
           <w:p>
@@ -348,17 +317,7 @@
                 <w:sz w:val="28"/>
                 <w:szCs w:val="28"/>
               </w:rPr>
-              <w:t>- 1</w:t>
-            </w:r>
-            <w:r>
-              <w:rPr>
-                <w:rFonts w:cs="Arial"/>
-                <w:b/>
-                <w:bCs/>
-                <w:sz w:val="28"/>
-                <w:szCs w:val="28"/>
-              </w:rPr>
-              <w:t>9</w:t>
+              <w:t>- 19</w:t>
             </w:r>
           </w:p>
         </w:tc>
@@ -1072,17 +1031,7 @@
                 <w:sz w:val="28"/>
                 <w:szCs w:val="28"/>
               </w:rPr>
-              <w:t>Padam</w:t>
-            </w:r>
-            <w:r>
-              <w:rPr>
-                <w:rFonts w:cs="Arial"/>
-                <w:b/>
-                <w:bCs/>
-                <w:sz w:val="28"/>
-                <w:szCs w:val="28"/>
-              </w:rPr>
-              <w:t xml:space="preserve"> </w:t>
+              <w:t xml:space="preserve">Padam </w:t>
             </w:r>
             <w:r>
               <w:rPr>
@@ -1289,6 +1238,16 @@
           <w:u w:val="single"/>
         </w:rPr>
       </w:pPr>
+      <w:r>
+        <w:rPr>
+          <w:b/>
+          <w:bCs/>
+          <w:sz w:val="32"/>
+          <w:szCs w:val="32"/>
+          <w:u w:val="single"/>
+        </w:rPr>
+        <w:t>==============</w:t>
+      </w:r>
     </w:p>
     <w:p>
       <w:pPr>
@@ -1640,6 +1599,18 @@
           <w:u w:val="single"/>
         </w:rPr>
       </w:pPr>
+    </w:p>
+    <w:p>
+      <w:pPr>
+        <w:jc w:val="center"/>
+        <w:rPr>
+          <w:b/>
+          <w:bCs/>
+          <w:sz w:val="32"/>
+          <w:szCs w:val="32"/>
+          <w:u w:val="single"/>
+        </w:rPr>
+      </w:pPr>
       <w:r>
         <w:rPr>
           <w:b/>
@@ -1648,6 +1619,7 @@
           <w:szCs w:val="32"/>
           <w:u w:val="single"/>
         </w:rPr>
+        <w:lastRenderedPageBreak/>
         <w:t>TS Pada Paatam – TS 6.2 Malayalam co</w:t>
       </w:r>
       <w:r>
@@ -1704,7 +1676,6 @@
           <w:b/>
           <w:bCs/>
         </w:rPr>
-        <w:lastRenderedPageBreak/>
         <w:t>(ignore those which are already incorporated in your book’s version and date)</w:t>
       </w:r>
     </w:p>
@@ -3530,6 +3501,7 @@
                 <w:sz w:val="28"/>
                 <w:szCs w:val="28"/>
               </w:rPr>
+              <w:lastRenderedPageBreak/>
               <w:t>TS 6.2.9.3 - Vaakyam</w:t>
             </w:r>
           </w:p>
@@ -3779,7 +3751,6 @@
                 <w:sz w:val="28"/>
                 <w:szCs w:val="28"/>
               </w:rPr>
-              <w:lastRenderedPageBreak/>
               <w:t>TS 6.2.9.3 - Padam</w:t>
             </w:r>
           </w:p>
@@ -5525,6 +5496,7 @@
                 <w:sz w:val="28"/>
                 <w:szCs w:val="28"/>
               </w:rPr>
+              <w:lastRenderedPageBreak/>
               <w:t>TS 6.2.10.</w:t>
             </w:r>
             <w:r>
@@ -5861,7 +5833,6 @@
                 <w:sz w:val="28"/>
                 <w:szCs w:val="28"/>
               </w:rPr>
-              <w:lastRenderedPageBreak/>
               <w:t>TS 6.2.1</w:t>
             </w:r>
             <w:r>
@@ -7501,6 +7472,7 @@
                 <w:sz w:val="40"/>
                 <w:szCs w:val="40"/>
               </w:rPr>
+              <w:lastRenderedPageBreak/>
               <w:t>Zidû—pyÉ</w:t>
             </w:r>
             <w:r>
@@ -7571,6 +7543,7 @@
                 <w:sz w:val="40"/>
                 <w:szCs w:val="40"/>
               </w:rPr>
+              <w:lastRenderedPageBreak/>
               <w:t>¥b</w:t>
             </w:r>
             <w:r>
@@ -7679,6 +7652,7 @@
                 <w:sz w:val="40"/>
                 <w:szCs w:val="40"/>
               </w:rPr>
+              <w:lastRenderedPageBreak/>
               <w:t>Zidû—pyÉ</w:t>
             </w:r>
             <w:r>
@@ -7764,6 +7738,7 @@
                 <w:sz w:val="32"/>
                 <w:szCs w:val="32"/>
               </w:rPr>
+              <w:lastRenderedPageBreak/>
               <w:t>TS 6.2.8.5</w:t>
             </w:r>
             <w:r>
@@ -8137,7 +8112,6 @@
                 <w:sz w:val="32"/>
                 <w:szCs w:val="32"/>
               </w:rPr>
-              <w:lastRenderedPageBreak/>
               <w:t>(it is hraswam)</w:t>
             </w:r>
           </w:p>
@@ -8178,7 +8152,6 @@
                 <w:sz w:val="32"/>
                 <w:szCs w:val="32"/>
               </w:rPr>
-              <w:lastRenderedPageBreak/>
               <w:t>TS 6.2.8.5</w:t>
             </w:r>
             <w:r>
@@ -10638,6 +10611,7 @@
               </w:rPr>
               <w:t>ª</w:t>
             </w:r>
+            <w:proofErr w:type="gramStart"/>
             <w:r>
               <w:rPr>
                 <w:rFonts w:ascii="BRH Malayalam Extra" w:hAnsi="BRH Malayalam Extra" w:cs="BRH Malayalam Extra"/>
@@ -10665,6 +10639,7 @@
               </w:rPr>
               <w:t>r</w:t>
             </w:r>
+            <w:proofErr w:type="gramEnd"/>
             <w:r>
               <w:rPr>
                 <w:rFonts w:ascii="BRH Malayalam Extra" w:hAnsi="BRH Malayalam Extra" w:cs="BRH Malayalam Extra"/>
@@ -10815,6 +10790,7 @@
               </w:rPr>
               <w:t>ª</w:t>
             </w:r>
+            <w:proofErr w:type="gramStart"/>
             <w:r>
               <w:rPr>
                 <w:rFonts w:ascii="BRH Malayalam Extra" w:hAnsi="BRH Malayalam Extra" w:cs="BRH Malayalam Extra"/>
@@ -10842,6 +10818,7 @@
               </w:rPr>
               <w:t>r</w:t>
             </w:r>
+            <w:proofErr w:type="gramEnd"/>
             <w:r>
               <w:rPr>
                 <w:rFonts w:ascii="BRH Malayalam Extra" w:hAnsi="BRH Malayalam Extra" w:cs="BRH Malayalam Extra"/>
@@ -11962,6 +11939,8 @@
       <w:headerReference w:type="default" r:id="rId8"/>
       <w:footerReference w:type="even" r:id="rId9"/>
       <w:footerReference w:type="default" r:id="rId10"/>
+      <w:headerReference w:type="first" r:id="rId11"/>
+      <w:footerReference w:type="first" r:id="rId12"/>
       <w:pgSz w:w="15840" w:h="12240" w:orient="landscape"/>
       <w:pgMar w:top="1440" w:right="1440" w:bottom="1440" w:left="1440" w:header="720" w:footer="720" w:gutter="0"/>
       <w:cols w:space="720"/>
@@ -11972,7 +11951,7 @@
 </file>
 
 <file path=word/endnotes.xml><?xml version="1.0" encoding="utf-8"?>
-<w:endnotes xmlns:wpc="http://schemas.microsoft.com/office/word/2010/wordprocessingCanvas" xmlns:cx="http://schemas.microsoft.com/office/drawing/2014/chartex" xmlns:cx1="http://schemas.microsoft.com/office/drawing/2015/9/8/chartex" xmlns:cx2="http://schemas.microsoft.com/office/drawing/2015/10/21/chartex" xmlns:cx3="http://schemas.microsoft.com/office/drawing/2016/5/9/chartex" xmlns:cx4="http://schemas.microsoft.com/office/drawing/2016/5/10/chartex" xmlns:cx5="http://schemas.microsoft.com/office/drawing/2016/5/11/chartex" xmlns:cx6="http://schemas.microsoft.com/office/drawing/2016/5/12/chartex" xmlns:cx7="http://schemas.microsoft.com/office/drawing/2016/5/13/chartex" xmlns:cx8="http://schemas.microsoft.com/office/drawing/2016/5/14/chartex" xmlns:mc="http://schemas.openxmlformats.org/markup-compatibility/2006" xmlns:aink="http://schemas.microsoft.com/office/drawing/2016/ink" xmlns:am3d="http://schemas.microsoft.com/office/drawing/2017/model3d" xmlns:o="urn:schemas-microsoft-com:office:office" xmlns:oel="http://schemas.microsoft.com/office/2019/extlst" xmlns:r="http://schemas.openxmlformats.org/officeDocument/2006/relationships" xmlns:m="http://schemas.openxmlformats.org/officeDocument/2006/math" xmlns:v="urn:schemas-microsoft-com:vml" xmlns:wp14="http://schemas.microsoft.com/office/word/2010/wordprocessingDrawing" xmlns:wp="http://schemas.openxmlformats.org/drawingml/2006/wordprocessingDrawing" xmlns:w10="urn:schemas-microsoft-com:office:word" xmlns:w="http://schemas.openxmlformats.org/wordprocessingml/2006/main" xmlns:w14="http://schemas.microsoft.com/office/word/2010/wordml" xmlns:w15="http://schemas.microsoft.com/office/word/2012/wordml" xmlns:w16cex="http://schemas.microsoft.com/office/word/2018/wordml/cex" xmlns:w16cid="http://schemas.microsoft.com/office/word/2016/wordml/cid" xmlns:w16="http://schemas.microsoft.com/office/word/2018/wordml" xmlns:w16sdtdh="http://schemas.microsoft.com/office/word/2020/wordml/sdtdatahash" xmlns:w16se="http://schemas.microsoft.com/office/word/2015/wordml/symex" xmlns:wpg="http://schemas.microsoft.com/office/word/2010/wordprocessingGroup" xmlns:wpi="http://schemas.microsoft.com/office/word/2010/wordprocessingInk" xmlns:wne="http://schemas.microsoft.com/office/word/2006/wordml" xmlns:wps="http://schemas.microsoft.com/office/word/2010/wordprocessingShape" mc:Ignorable="w14 w15 w16se w16cid w16 w16cex w16sdtdh wp14">
+<w:endnotes xmlns:wpc="http://schemas.microsoft.com/office/word/2010/wordprocessingCanvas" xmlns:cx="http://schemas.microsoft.com/office/drawing/2014/chartex" xmlns:cx1="http://schemas.microsoft.com/office/drawing/2015/9/8/chartex" xmlns:cx2="http://schemas.microsoft.com/office/drawing/2015/10/21/chartex" xmlns:cx3="http://schemas.microsoft.com/office/drawing/2016/5/9/chartex" xmlns:cx4="http://schemas.microsoft.com/office/drawing/2016/5/10/chartex" xmlns:cx5="http://schemas.microsoft.com/office/drawing/2016/5/11/chartex" xmlns:cx6="http://schemas.microsoft.com/office/drawing/2016/5/12/chartex" xmlns:cx7="http://schemas.microsoft.com/office/drawing/2016/5/13/chartex" xmlns:cx8="http://schemas.microsoft.com/office/drawing/2016/5/14/chartex" xmlns:mc="http://schemas.openxmlformats.org/markup-compatibility/2006" xmlns:aink="http://schemas.microsoft.com/office/drawing/2016/ink" xmlns:am3d="http://schemas.microsoft.com/office/drawing/2017/model3d" xmlns:o="urn:schemas-microsoft-com:office:office" xmlns:oel="http://schemas.microsoft.com/office/2019/extlst" xmlns:r="http://schemas.openxmlformats.org/officeDocument/2006/relationships" xmlns:m="http://schemas.openxmlformats.org/officeDocument/2006/math" xmlns:v="urn:schemas-microsoft-com:vml" xmlns:wp14="http://schemas.microsoft.com/office/word/2010/wordprocessingDrawing" xmlns:wp="http://schemas.openxmlformats.org/drawingml/2006/wordprocessingDrawing" xmlns:w10="urn:schemas-microsoft-com:office:word" xmlns:w="http://schemas.openxmlformats.org/wordprocessingml/2006/main" xmlns:w14="http://schemas.microsoft.com/office/word/2010/wordml" xmlns:w15="http://schemas.microsoft.com/office/word/2012/wordml" xmlns:w16cex="http://schemas.microsoft.com/office/word/2018/wordml/cex" xmlns:w16cid="http://schemas.microsoft.com/office/word/2016/wordml/cid" xmlns:w16="http://schemas.microsoft.com/office/word/2018/wordml" xmlns:w16du="http://schemas.microsoft.com/office/word/2023/wordml/word16du" xmlns:w16sdtdh="http://schemas.microsoft.com/office/word/2020/wordml/sdtdatahash" xmlns:w16sdtfl="http://schemas.microsoft.com/office/word/2024/wordml/sdtformatlock" xmlns:w16se="http://schemas.microsoft.com/office/word/2015/wordml/symex" xmlns:wpg="http://schemas.microsoft.com/office/word/2010/wordprocessingGroup" xmlns:wpi="http://schemas.microsoft.com/office/word/2010/wordprocessingInk" xmlns:wne="http://schemas.microsoft.com/office/word/2006/wordml" xmlns:wps="http://schemas.microsoft.com/office/word/2010/wordprocessingShape" mc:Ignorable="w14 w15 w16se w16cid w16 w16cex w16sdtdh w16sdtfl w16du wp14">
   <w:endnote w:type="separator" w:id="-1">
     <w:p>
       <w:r>
@@ -11991,12 +11970,13 @@
 </file>
 
 <file path=word/footer1.xml><?xml version="1.0" encoding="utf-8"?>
-<w:ftr xmlns:wpc="http://schemas.microsoft.com/office/word/2010/wordprocessingCanvas" xmlns:cx="http://schemas.microsoft.com/office/drawing/2014/chartex" xmlns:cx1="http://schemas.microsoft.com/office/drawing/2015/9/8/chartex" xmlns:cx2="http://schemas.microsoft.com/office/drawing/2015/10/21/chartex" xmlns:cx3="http://schemas.microsoft.com/office/drawing/2016/5/9/chartex" xmlns:cx4="http://schemas.microsoft.com/office/drawing/2016/5/10/chartex" xmlns:cx5="http://schemas.microsoft.com/office/drawing/2016/5/11/chartex" xmlns:cx6="http://schemas.microsoft.com/office/drawing/2016/5/12/chartex" xmlns:cx7="http://schemas.microsoft.com/office/drawing/2016/5/13/chartex" xmlns:cx8="http://schemas.microsoft.com/office/drawing/2016/5/14/chartex" xmlns:mc="http://schemas.openxmlformats.org/markup-compatibility/2006" xmlns:aink="http://schemas.microsoft.com/office/drawing/2016/ink" xmlns:am3d="http://schemas.microsoft.com/office/drawing/2017/model3d" xmlns:o="urn:schemas-microsoft-com:office:office" xmlns:oel="http://schemas.microsoft.com/office/2019/extlst" xmlns:r="http://schemas.openxmlformats.org/officeDocument/2006/relationships" xmlns:m="http://schemas.openxmlformats.org/officeDocument/2006/math" xmlns:v="urn:schemas-microsoft-com:vml" xmlns:wp14="http://schemas.microsoft.com/office/word/2010/wordprocessingDrawing" xmlns:wp="http://schemas.openxmlformats.org/drawingml/2006/wordprocessingDrawing" xmlns:w10="urn:schemas-microsoft-com:office:word" xmlns:w="http://schemas.openxmlformats.org/wordprocessingml/2006/main" xmlns:w14="http://schemas.microsoft.com/office/word/2010/wordml" xmlns:w15="http://schemas.microsoft.com/office/word/2012/wordml" xmlns:w16cex="http://schemas.microsoft.com/office/word/2018/wordml/cex" xmlns:w16cid="http://schemas.microsoft.com/office/word/2016/wordml/cid" xmlns:w16="http://schemas.microsoft.com/office/word/2018/wordml" xmlns:w16sdtdh="http://schemas.microsoft.com/office/word/2020/wordml/sdtdatahash" xmlns:w16se="http://schemas.microsoft.com/office/word/2015/wordml/symex" xmlns:wpg="http://schemas.microsoft.com/office/word/2010/wordprocessingGroup" xmlns:wpi="http://schemas.microsoft.com/office/word/2010/wordprocessingInk" xmlns:wne="http://schemas.microsoft.com/office/word/2006/wordml" xmlns:wps="http://schemas.microsoft.com/office/word/2010/wordprocessingShape" mc:Ignorable="w14 w15 w16se w16cid w16 w16cex w16sdtdh wp14">
+<w:ftr xmlns:wpc="http://schemas.microsoft.com/office/word/2010/wordprocessingCanvas" xmlns:cx="http://schemas.microsoft.com/office/drawing/2014/chartex" xmlns:cx1="http://schemas.microsoft.com/office/drawing/2015/9/8/chartex" xmlns:cx2="http://schemas.microsoft.com/office/drawing/2015/10/21/chartex" xmlns:cx3="http://schemas.microsoft.com/office/drawing/2016/5/9/chartex" xmlns:cx4="http://schemas.microsoft.com/office/drawing/2016/5/10/chartex" xmlns:cx5="http://schemas.microsoft.com/office/drawing/2016/5/11/chartex" xmlns:cx6="http://schemas.microsoft.com/office/drawing/2016/5/12/chartex" xmlns:cx7="http://schemas.microsoft.com/office/drawing/2016/5/13/chartex" xmlns:cx8="http://schemas.microsoft.com/office/drawing/2016/5/14/chartex" xmlns:mc="http://schemas.openxmlformats.org/markup-compatibility/2006" xmlns:aink="http://schemas.microsoft.com/office/drawing/2016/ink" xmlns:am3d="http://schemas.microsoft.com/office/drawing/2017/model3d" xmlns:o="urn:schemas-microsoft-com:office:office" xmlns:oel="http://schemas.microsoft.com/office/2019/extlst" xmlns:r="http://schemas.openxmlformats.org/officeDocument/2006/relationships" xmlns:m="http://schemas.openxmlformats.org/officeDocument/2006/math" xmlns:v="urn:schemas-microsoft-com:vml" xmlns:wp14="http://schemas.microsoft.com/office/word/2010/wordprocessingDrawing" xmlns:wp="http://schemas.openxmlformats.org/drawingml/2006/wordprocessingDrawing" xmlns:w10="urn:schemas-microsoft-com:office:word" xmlns:w="http://schemas.openxmlformats.org/wordprocessingml/2006/main" xmlns:w14="http://schemas.microsoft.com/office/word/2010/wordml" xmlns:w15="http://schemas.microsoft.com/office/word/2012/wordml" xmlns:w16cex="http://schemas.microsoft.com/office/word/2018/wordml/cex" xmlns:w16cid="http://schemas.microsoft.com/office/word/2016/wordml/cid" xmlns:w16="http://schemas.microsoft.com/office/word/2018/wordml" xmlns:w16du="http://schemas.microsoft.com/office/word/2023/wordml/word16du" xmlns:w16sdtdh="http://schemas.microsoft.com/office/word/2020/wordml/sdtdatahash" xmlns:w16sdtfl="http://schemas.microsoft.com/office/word/2024/wordml/sdtformatlock" xmlns:w16se="http://schemas.microsoft.com/office/word/2015/wordml/symex" xmlns:wpg="http://schemas.microsoft.com/office/word/2010/wordprocessingGroup" xmlns:wpi="http://schemas.microsoft.com/office/word/2010/wordprocessingInk" xmlns:wne="http://schemas.microsoft.com/office/word/2006/wordml" xmlns:wps="http://schemas.microsoft.com/office/word/2010/wordprocessingShape" mc:Ignorable="w14 w15 w16se w16cid w16 w16cex w16sdtdh w16sdtfl w16du wp14">
   <w:p>
     <w:pPr>
       <w:pBdr>
         <w:top w:val="single" w:sz="4" w:space="1" w:color="auto"/>
       </w:pBdr>
+      <w:jc w:val="right"/>
       <w:rPr>
         <w:b/>
         <w:bCs/>
@@ -12172,12 +12152,13 @@
 </file>
 
 <file path=word/footer2.xml><?xml version="1.0" encoding="utf-8"?>
-<w:ftr xmlns:wpc="http://schemas.microsoft.com/office/word/2010/wordprocessingCanvas" xmlns:cx="http://schemas.microsoft.com/office/drawing/2014/chartex" xmlns:cx1="http://schemas.microsoft.com/office/drawing/2015/9/8/chartex" xmlns:cx2="http://schemas.microsoft.com/office/drawing/2015/10/21/chartex" xmlns:cx3="http://schemas.microsoft.com/office/drawing/2016/5/9/chartex" xmlns:cx4="http://schemas.microsoft.com/office/drawing/2016/5/10/chartex" xmlns:cx5="http://schemas.microsoft.com/office/drawing/2016/5/11/chartex" xmlns:cx6="http://schemas.microsoft.com/office/drawing/2016/5/12/chartex" xmlns:cx7="http://schemas.microsoft.com/office/drawing/2016/5/13/chartex" xmlns:cx8="http://schemas.microsoft.com/office/drawing/2016/5/14/chartex" xmlns:mc="http://schemas.openxmlformats.org/markup-compatibility/2006" xmlns:aink="http://schemas.microsoft.com/office/drawing/2016/ink" xmlns:am3d="http://schemas.microsoft.com/office/drawing/2017/model3d" xmlns:o="urn:schemas-microsoft-com:office:office" xmlns:oel="http://schemas.microsoft.com/office/2019/extlst" xmlns:r="http://schemas.openxmlformats.org/officeDocument/2006/relationships" xmlns:m="http://schemas.openxmlformats.org/officeDocument/2006/math" xmlns:v="urn:schemas-microsoft-com:vml" xmlns:wp14="http://schemas.microsoft.com/office/word/2010/wordprocessingDrawing" xmlns:wp="http://schemas.openxmlformats.org/drawingml/2006/wordprocessingDrawing" xmlns:w10="urn:schemas-microsoft-com:office:word" xmlns:w="http://schemas.openxmlformats.org/wordprocessingml/2006/main" xmlns:w14="http://schemas.microsoft.com/office/word/2010/wordml" xmlns:w15="http://schemas.microsoft.com/office/word/2012/wordml" xmlns:w16cex="http://schemas.microsoft.com/office/word/2018/wordml/cex" xmlns:w16cid="http://schemas.microsoft.com/office/word/2016/wordml/cid" xmlns:w16="http://schemas.microsoft.com/office/word/2018/wordml" xmlns:w16sdtdh="http://schemas.microsoft.com/office/word/2020/wordml/sdtdatahash" xmlns:w16se="http://schemas.microsoft.com/office/word/2015/wordml/symex" xmlns:wpg="http://schemas.microsoft.com/office/word/2010/wordprocessingGroup" xmlns:wpi="http://schemas.microsoft.com/office/word/2010/wordprocessingInk" xmlns:wne="http://schemas.microsoft.com/office/word/2006/wordml" xmlns:wps="http://schemas.microsoft.com/office/word/2010/wordprocessingShape" mc:Ignorable="w14 w15 w16se w16cid w16 w16cex w16sdtdh wp14">
+<w:ftr xmlns:wpc="http://schemas.microsoft.com/office/word/2010/wordprocessingCanvas" xmlns:cx="http://schemas.microsoft.com/office/drawing/2014/chartex" xmlns:cx1="http://schemas.microsoft.com/office/drawing/2015/9/8/chartex" xmlns:cx2="http://schemas.microsoft.com/office/drawing/2015/10/21/chartex" xmlns:cx3="http://schemas.microsoft.com/office/drawing/2016/5/9/chartex" xmlns:cx4="http://schemas.microsoft.com/office/drawing/2016/5/10/chartex" xmlns:cx5="http://schemas.microsoft.com/office/drawing/2016/5/11/chartex" xmlns:cx6="http://schemas.microsoft.com/office/drawing/2016/5/12/chartex" xmlns:cx7="http://schemas.microsoft.com/office/drawing/2016/5/13/chartex" xmlns:cx8="http://schemas.microsoft.com/office/drawing/2016/5/14/chartex" xmlns:mc="http://schemas.openxmlformats.org/markup-compatibility/2006" xmlns:aink="http://schemas.microsoft.com/office/drawing/2016/ink" xmlns:am3d="http://schemas.microsoft.com/office/drawing/2017/model3d" xmlns:o="urn:schemas-microsoft-com:office:office" xmlns:oel="http://schemas.microsoft.com/office/2019/extlst" xmlns:r="http://schemas.openxmlformats.org/officeDocument/2006/relationships" xmlns:m="http://schemas.openxmlformats.org/officeDocument/2006/math" xmlns:v="urn:schemas-microsoft-com:vml" xmlns:wp14="http://schemas.microsoft.com/office/word/2010/wordprocessingDrawing" xmlns:wp="http://schemas.openxmlformats.org/drawingml/2006/wordprocessingDrawing" xmlns:w10="urn:schemas-microsoft-com:office:word" xmlns:w="http://schemas.openxmlformats.org/wordprocessingml/2006/main" xmlns:w14="http://schemas.microsoft.com/office/word/2010/wordml" xmlns:w15="http://schemas.microsoft.com/office/word/2012/wordml" xmlns:w16cex="http://schemas.microsoft.com/office/word/2018/wordml/cex" xmlns:w16cid="http://schemas.microsoft.com/office/word/2016/wordml/cid" xmlns:w16="http://schemas.microsoft.com/office/word/2018/wordml" xmlns:w16du="http://schemas.microsoft.com/office/word/2023/wordml/word16du" xmlns:w16sdtdh="http://schemas.microsoft.com/office/word/2020/wordml/sdtdatahash" xmlns:w16sdtfl="http://schemas.microsoft.com/office/word/2024/wordml/sdtformatlock" xmlns:w16se="http://schemas.microsoft.com/office/word/2015/wordml/symex" xmlns:wpg="http://schemas.microsoft.com/office/word/2010/wordprocessingGroup" xmlns:wpi="http://schemas.microsoft.com/office/word/2010/wordprocessingInk" xmlns:wne="http://schemas.microsoft.com/office/word/2006/wordml" xmlns:wps="http://schemas.microsoft.com/office/word/2010/wordprocessingShape" mc:Ignorable="w14 w15 w16se w16cid w16 w16cex w16sdtdh w16sdtfl w16du wp14">
   <w:p>
     <w:pPr>
       <w:pBdr>
         <w:top w:val="single" w:sz="4" w:space="1" w:color="auto"/>
       </w:pBdr>
+      <w:jc w:val="right"/>
       <w:rPr>
         <w:b/>
         <w:bCs/>
@@ -12366,8 +12347,18 @@
 </w:ftr>
 </file>
 
+<file path=word/footer3.xml><?xml version="1.0" encoding="utf-8"?>
+<w:ftr xmlns:wpc="http://schemas.microsoft.com/office/word/2010/wordprocessingCanvas" xmlns:cx="http://schemas.microsoft.com/office/drawing/2014/chartex" xmlns:cx1="http://schemas.microsoft.com/office/drawing/2015/9/8/chartex" xmlns:cx2="http://schemas.microsoft.com/office/drawing/2015/10/21/chartex" xmlns:cx3="http://schemas.microsoft.com/office/drawing/2016/5/9/chartex" xmlns:cx4="http://schemas.microsoft.com/office/drawing/2016/5/10/chartex" xmlns:cx5="http://schemas.microsoft.com/office/drawing/2016/5/11/chartex" xmlns:cx6="http://schemas.microsoft.com/office/drawing/2016/5/12/chartex" xmlns:cx7="http://schemas.microsoft.com/office/drawing/2016/5/13/chartex" xmlns:cx8="http://schemas.microsoft.com/office/drawing/2016/5/14/chartex" xmlns:mc="http://schemas.openxmlformats.org/markup-compatibility/2006" xmlns:aink="http://schemas.microsoft.com/office/drawing/2016/ink" xmlns:am3d="http://schemas.microsoft.com/office/drawing/2017/model3d" xmlns:o="urn:schemas-microsoft-com:office:office" xmlns:oel="http://schemas.microsoft.com/office/2019/extlst" xmlns:r="http://schemas.openxmlformats.org/officeDocument/2006/relationships" xmlns:m="http://schemas.openxmlformats.org/officeDocument/2006/math" xmlns:v="urn:schemas-microsoft-com:vml" xmlns:wp14="http://schemas.microsoft.com/office/word/2010/wordprocessingDrawing" xmlns:wp="http://schemas.openxmlformats.org/drawingml/2006/wordprocessingDrawing" xmlns:w10="urn:schemas-microsoft-com:office:word" xmlns:w="http://schemas.openxmlformats.org/wordprocessingml/2006/main" xmlns:w14="http://schemas.microsoft.com/office/word/2010/wordml" xmlns:w15="http://schemas.microsoft.com/office/word/2012/wordml" xmlns:w16cex="http://schemas.microsoft.com/office/word/2018/wordml/cex" xmlns:w16cid="http://schemas.microsoft.com/office/word/2016/wordml/cid" xmlns:w16="http://schemas.microsoft.com/office/word/2018/wordml" xmlns:w16du="http://schemas.microsoft.com/office/word/2023/wordml/word16du" xmlns:w16sdtdh="http://schemas.microsoft.com/office/word/2020/wordml/sdtdatahash" xmlns:w16sdtfl="http://schemas.microsoft.com/office/word/2024/wordml/sdtformatlock" xmlns:w16se="http://schemas.microsoft.com/office/word/2015/wordml/symex" xmlns:wpg="http://schemas.microsoft.com/office/word/2010/wordprocessingGroup" xmlns:wpi="http://schemas.microsoft.com/office/word/2010/wordprocessingInk" xmlns:wne="http://schemas.microsoft.com/office/word/2006/wordml" xmlns:wps="http://schemas.microsoft.com/office/word/2010/wordprocessingShape" mc:Ignorable="w14 w15 w16se w16cid w16 w16cex w16sdtdh w16sdtfl w16du wp14">
+  <w:p>
+    <w:pPr>
+      <w:pStyle w:val="Footer"/>
+    </w:pPr>
+  </w:p>
+</w:ftr>
+</file>
+
 <file path=word/footnotes.xml><?xml version="1.0" encoding="utf-8"?>
-<w:footnotes xmlns:wpc="http://schemas.microsoft.com/office/word/2010/wordprocessingCanvas" xmlns:cx="http://schemas.microsoft.com/office/drawing/2014/chartex" xmlns:cx1="http://schemas.microsoft.com/office/drawing/2015/9/8/chartex" xmlns:cx2="http://schemas.microsoft.com/office/drawing/2015/10/21/chartex" xmlns:cx3="http://schemas.microsoft.com/office/drawing/2016/5/9/chartex" xmlns:cx4="http://schemas.microsoft.com/office/drawing/2016/5/10/chartex" xmlns:cx5="http://schemas.microsoft.com/office/drawing/2016/5/11/chartex" xmlns:cx6="http://schemas.microsoft.com/office/drawing/2016/5/12/chartex" xmlns:cx7="http://schemas.microsoft.com/office/drawing/2016/5/13/chartex" xmlns:cx8="http://schemas.microsoft.com/office/drawing/2016/5/14/chartex" xmlns:mc="http://schemas.openxmlformats.org/markup-compatibility/2006" xmlns:aink="http://schemas.microsoft.com/office/drawing/2016/ink" xmlns:am3d="http://schemas.microsoft.com/office/drawing/2017/model3d" xmlns:o="urn:schemas-microsoft-com:office:office" xmlns:oel="http://schemas.microsoft.com/office/2019/extlst" xmlns:r="http://schemas.openxmlformats.org/officeDocument/2006/relationships" xmlns:m="http://schemas.openxmlformats.org/officeDocument/2006/math" xmlns:v="urn:schemas-microsoft-com:vml" xmlns:wp14="http://schemas.microsoft.com/office/word/2010/wordprocessingDrawing" xmlns:wp="http://schemas.openxmlformats.org/drawingml/2006/wordprocessingDrawing" xmlns:w10="urn:schemas-microsoft-com:office:word" xmlns:w="http://schemas.openxmlformats.org/wordprocessingml/2006/main" xmlns:w14="http://schemas.microsoft.com/office/word/2010/wordml" xmlns:w15="http://schemas.microsoft.com/office/word/2012/wordml" xmlns:w16cex="http://schemas.microsoft.com/office/word/2018/wordml/cex" xmlns:w16cid="http://schemas.microsoft.com/office/word/2016/wordml/cid" xmlns:w16="http://schemas.microsoft.com/office/word/2018/wordml" xmlns:w16sdtdh="http://schemas.microsoft.com/office/word/2020/wordml/sdtdatahash" xmlns:w16se="http://schemas.microsoft.com/office/word/2015/wordml/symex" xmlns:wpg="http://schemas.microsoft.com/office/word/2010/wordprocessingGroup" xmlns:wpi="http://schemas.microsoft.com/office/word/2010/wordprocessingInk" xmlns:wne="http://schemas.microsoft.com/office/word/2006/wordml" xmlns:wps="http://schemas.microsoft.com/office/word/2010/wordprocessingShape" mc:Ignorable="w14 w15 w16se w16cid w16 w16cex w16sdtdh wp14">
+<w:footnotes xmlns:wpc="http://schemas.microsoft.com/office/word/2010/wordprocessingCanvas" xmlns:cx="http://schemas.microsoft.com/office/drawing/2014/chartex" xmlns:cx1="http://schemas.microsoft.com/office/drawing/2015/9/8/chartex" xmlns:cx2="http://schemas.microsoft.com/office/drawing/2015/10/21/chartex" xmlns:cx3="http://schemas.microsoft.com/office/drawing/2016/5/9/chartex" xmlns:cx4="http://schemas.microsoft.com/office/drawing/2016/5/10/chartex" xmlns:cx5="http://schemas.microsoft.com/office/drawing/2016/5/11/chartex" xmlns:cx6="http://schemas.microsoft.com/office/drawing/2016/5/12/chartex" xmlns:cx7="http://schemas.microsoft.com/office/drawing/2016/5/13/chartex" xmlns:cx8="http://schemas.microsoft.com/office/drawing/2016/5/14/chartex" xmlns:mc="http://schemas.openxmlformats.org/markup-compatibility/2006" xmlns:aink="http://schemas.microsoft.com/office/drawing/2016/ink" xmlns:am3d="http://schemas.microsoft.com/office/drawing/2017/model3d" xmlns:o="urn:schemas-microsoft-com:office:office" xmlns:oel="http://schemas.microsoft.com/office/2019/extlst" xmlns:r="http://schemas.openxmlformats.org/officeDocument/2006/relationships" xmlns:m="http://schemas.openxmlformats.org/officeDocument/2006/math" xmlns:v="urn:schemas-microsoft-com:vml" xmlns:wp14="http://schemas.microsoft.com/office/word/2010/wordprocessingDrawing" xmlns:wp="http://schemas.openxmlformats.org/drawingml/2006/wordprocessingDrawing" xmlns:w10="urn:schemas-microsoft-com:office:word" xmlns:w="http://schemas.openxmlformats.org/wordprocessingml/2006/main" xmlns:w14="http://schemas.microsoft.com/office/word/2010/wordml" xmlns:w15="http://schemas.microsoft.com/office/word/2012/wordml" xmlns:w16cex="http://schemas.microsoft.com/office/word/2018/wordml/cex" xmlns:w16cid="http://schemas.microsoft.com/office/word/2016/wordml/cid" xmlns:w16="http://schemas.microsoft.com/office/word/2018/wordml" xmlns:w16du="http://schemas.microsoft.com/office/word/2023/wordml/word16du" xmlns:w16sdtdh="http://schemas.microsoft.com/office/word/2020/wordml/sdtdatahash" xmlns:w16sdtfl="http://schemas.microsoft.com/office/word/2024/wordml/sdtformatlock" xmlns:w16se="http://schemas.microsoft.com/office/word/2015/wordml/symex" xmlns:wpg="http://schemas.microsoft.com/office/word/2010/wordprocessingGroup" xmlns:wpi="http://schemas.microsoft.com/office/word/2010/wordprocessingInk" xmlns:wne="http://schemas.microsoft.com/office/word/2006/wordml" xmlns:wps="http://schemas.microsoft.com/office/word/2010/wordprocessingShape" mc:Ignorable="w14 w15 w16se w16cid w16 w16cex w16sdtdh w16sdtfl w16du wp14">
   <w:footnote w:type="separator" w:id="-1">
     <w:p>
       <w:r>
@@ -12386,7 +12377,7 @@
 </file>
 
 <file path=word/header1.xml><?xml version="1.0" encoding="utf-8"?>
-<w:hdr xmlns:wpc="http://schemas.microsoft.com/office/word/2010/wordprocessingCanvas" xmlns:cx="http://schemas.microsoft.com/office/drawing/2014/chartex" xmlns:cx1="http://schemas.microsoft.com/office/drawing/2015/9/8/chartex" xmlns:cx2="http://schemas.microsoft.com/office/drawing/2015/10/21/chartex" xmlns:cx3="http://schemas.microsoft.com/office/drawing/2016/5/9/chartex" xmlns:cx4="http://schemas.microsoft.com/office/drawing/2016/5/10/chartex" xmlns:cx5="http://schemas.microsoft.com/office/drawing/2016/5/11/chartex" xmlns:cx6="http://schemas.microsoft.com/office/drawing/2016/5/12/chartex" xmlns:cx7="http://schemas.microsoft.com/office/drawing/2016/5/13/chartex" xmlns:cx8="http://schemas.microsoft.com/office/drawing/2016/5/14/chartex" xmlns:mc="http://schemas.openxmlformats.org/markup-compatibility/2006" xmlns:aink="http://schemas.microsoft.com/office/drawing/2016/ink" xmlns:am3d="http://schemas.microsoft.com/office/drawing/2017/model3d" xmlns:o="urn:schemas-microsoft-com:office:office" xmlns:oel="http://schemas.microsoft.com/office/2019/extlst" xmlns:r="http://schemas.openxmlformats.org/officeDocument/2006/relationships" xmlns:m="http://schemas.openxmlformats.org/officeDocument/2006/math" xmlns:v="urn:schemas-microsoft-com:vml" xmlns:wp14="http://schemas.microsoft.com/office/word/2010/wordprocessingDrawing" xmlns:wp="http://schemas.openxmlformats.org/drawingml/2006/wordprocessingDrawing" xmlns:w10="urn:schemas-microsoft-com:office:word" xmlns:w="http://schemas.openxmlformats.org/wordprocessingml/2006/main" xmlns:w14="http://schemas.microsoft.com/office/word/2010/wordml" xmlns:w15="http://schemas.microsoft.com/office/word/2012/wordml" xmlns:w16cex="http://schemas.microsoft.com/office/word/2018/wordml/cex" xmlns:w16cid="http://schemas.microsoft.com/office/word/2016/wordml/cid" xmlns:w16="http://schemas.microsoft.com/office/word/2018/wordml" xmlns:w16sdtdh="http://schemas.microsoft.com/office/word/2020/wordml/sdtdatahash" xmlns:w16se="http://schemas.microsoft.com/office/word/2015/wordml/symex" xmlns:wpg="http://schemas.microsoft.com/office/word/2010/wordprocessingGroup" xmlns:wpi="http://schemas.microsoft.com/office/word/2010/wordprocessingInk" xmlns:wne="http://schemas.microsoft.com/office/word/2006/wordml" xmlns:wps="http://schemas.microsoft.com/office/word/2010/wordprocessingShape" mc:Ignorable="w14 w15 w16se w16cid w16 w16cex w16sdtdh wp14">
+<w:hdr xmlns:wpc="http://schemas.microsoft.com/office/word/2010/wordprocessingCanvas" xmlns:cx="http://schemas.microsoft.com/office/drawing/2014/chartex" xmlns:cx1="http://schemas.microsoft.com/office/drawing/2015/9/8/chartex" xmlns:cx2="http://schemas.microsoft.com/office/drawing/2015/10/21/chartex" xmlns:cx3="http://schemas.microsoft.com/office/drawing/2016/5/9/chartex" xmlns:cx4="http://schemas.microsoft.com/office/drawing/2016/5/10/chartex" xmlns:cx5="http://schemas.microsoft.com/office/drawing/2016/5/11/chartex" xmlns:cx6="http://schemas.microsoft.com/office/drawing/2016/5/12/chartex" xmlns:cx7="http://schemas.microsoft.com/office/drawing/2016/5/13/chartex" xmlns:cx8="http://schemas.microsoft.com/office/drawing/2016/5/14/chartex" xmlns:mc="http://schemas.openxmlformats.org/markup-compatibility/2006" xmlns:aink="http://schemas.microsoft.com/office/drawing/2016/ink" xmlns:am3d="http://schemas.microsoft.com/office/drawing/2017/model3d" xmlns:o="urn:schemas-microsoft-com:office:office" xmlns:oel="http://schemas.microsoft.com/office/2019/extlst" xmlns:r="http://schemas.openxmlformats.org/officeDocument/2006/relationships" xmlns:m="http://schemas.openxmlformats.org/officeDocument/2006/math" xmlns:v="urn:schemas-microsoft-com:vml" xmlns:wp14="http://schemas.microsoft.com/office/word/2010/wordprocessingDrawing" xmlns:wp="http://schemas.openxmlformats.org/drawingml/2006/wordprocessingDrawing" xmlns:w10="urn:schemas-microsoft-com:office:word" xmlns:w="http://schemas.openxmlformats.org/wordprocessingml/2006/main" xmlns:w14="http://schemas.microsoft.com/office/word/2010/wordml" xmlns:w15="http://schemas.microsoft.com/office/word/2012/wordml" xmlns:w16cex="http://schemas.microsoft.com/office/word/2018/wordml/cex" xmlns:w16cid="http://schemas.microsoft.com/office/word/2016/wordml/cid" xmlns:w16="http://schemas.microsoft.com/office/word/2018/wordml" xmlns:w16du="http://schemas.microsoft.com/office/word/2023/wordml/word16du" xmlns:w16sdtdh="http://schemas.microsoft.com/office/word/2020/wordml/sdtdatahash" xmlns:w16sdtfl="http://schemas.microsoft.com/office/word/2024/wordml/sdtformatlock" xmlns:w16se="http://schemas.microsoft.com/office/word/2015/wordml/symex" xmlns:wpg="http://schemas.microsoft.com/office/word/2010/wordprocessingGroup" xmlns:wpi="http://schemas.microsoft.com/office/word/2010/wordprocessingInk" xmlns:wne="http://schemas.microsoft.com/office/word/2006/wordml" xmlns:wps="http://schemas.microsoft.com/office/word/2010/wordprocessingShape" mc:Ignorable="w14 w15 w16se w16cid w16 w16cex w16sdtdh w16sdtfl w16du wp14">
   <w:p>
     <w:pPr>
       <w:pStyle w:val="Header"/>
@@ -12399,7 +12390,7 @@
 </file>
 
 <file path=word/header2.xml><?xml version="1.0" encoding="utf-8"?>
-<w:hdr xmlns:wpc="http://schemas.microsoft.com/office/word/2010/wordprocessingCanvas" xmlns:cx="http://schemas.microsoft.com/office/drawing/2014/chartex" xmlns:cx1="http://schemas.microsoft.com/office/drawing/2015/9/8/chartex" xmlns:cx2="http://schemas.microsoft.com/office/drawing/2015/10/21/chartex" xmlns:cx3="http://schemas.microsoft.com/office/drawing/2016/5/9/chartex" xmlns:cx4="http://schemas.microsoft.com/office/drawing/2016/5/10/chartex" xmlns:cx5="http://schemas.microsoft.com/office/drawing/2016/5/11/chartex" xmlns:cx6="http://schemas.microsoft.com/office/drawing/2016/5/12/chartex" xmlns:cx7="http://schemas.microsoft.com/office/drawing/2016/5/13/chartex" xmlns:cx8="http://schemas.microsoft.com/office/drawing/2016/5/14/chartex" xmlns:mc="http://schemas.openxmlformats.org/markup-compatibility/2006" xmlns:aink="http://schemas.microsoft.com/office/drawing/2016/ink" xmlns:am3d="http://schemas.microsoft.com/office/drawing/2017/model3d" xmlns:o="urn:schemas-microsoft-com:office:office" xmlns:oel="http://schemas.microsoft.com/office/2019/extlst" xmlns:r="http://schemas.openxmlformats.org/officeDocument/2006/relationships" xmlns:m="http://schemas.openxmlformats.org/officeDocument/2006/math" xmlns:v="urn:schemas-microsoft-com:vml" xmlns:wp14="http://schemas.microsoft.com/office/word/2010/wordprocessingDrawing" xmlns:wp="http://schemas.openxmlformats.org/drawingml/2006/wordprocessingDrawing" xmlns:w10="urn:schemas-microsoft-com:office:word" xmlns:w="http://schemas.openxmlformats.org/wordprocessingml/2006/main" xmlns:w14="http://schemas.microsoft.com/office/word/2010/wordml" xmlns:w15="http://schemas.microsoft.com/office/word/2012/wordml" xmlns:w16cex="http://schemas.microsoft.com/office/word/2018/wordml/cex" xmlns:w16cid="http://schemas.microsoft.com/office/word/2016/wordml/cid" xmlns:w16="http://schemas.microsoft.com/office/word/2018/wordml" xmlns:w16sdtdh="http://schemas.microsoft.com/office/word/2020/wordml/sdtdatahash" xmlns:w16se="http://schemas.microsoft.com/office/word/2015/wordml/symex" xmlns:wpg="http://schemas.microsoft.com/office/word/2010/wordprocessingGroup" xmlns:wpi="http://schemas.microsoft.com/office/word/2010/wordprocessingInk" xmlns:wne="http://schemas.microsoft.com/office/word/2006/wordml" xmlns:wps="http://schemas.microsoft.com/office/word/2010/wordprocessingShape" mc:Ignorable="w14 w15 w16se w16cid w16 w16cex w16sdtdh wp14">
+<w:hdr xmlns:wpc="http://schemas.microsoft.com/office/word/2010/wordprocessingCanvas" xmlns:cx="http://schemas.microsoft.com/office/drawing/2014/chartex" xmlns:cx1="http://schemas.microsoft.com/office/drawing/2015/9/8/chartex" xmlns:cx2="http://schemas.microsoft.com/office/drawing/2015/10/21/chartex" xmlns:cx3="http://schemas.microsoft.com/office/drawing/2016/5/9/chartex" xmlns:cx4="http://schemas.microsoft.com/office/drawing/2016/5/10/chartex" xmlns:cx5="http://schemas.microsoft.com/office/drawing/2016/5/11/chartex" xmlns:cx6="http://schemas.microsoft.com/office/drawing/2016/5/12/chartex" xmlns:cx7="http://schemas.microsoft.com/office/drawing/2016/5/13/chartex" xmlns:cx8="http://schemas.microsoft.com/office/drawing/2016/5/14/chartex" xmlns:mc="http://schemas.openxmlformats.org/markup-compatibility/2006" xmlns:aink="http://schemas.microsoft.com/office/drawing/2016/ink" xmlns:am3d="http://schemas.microsoft.com/office/drawing/2017/model3d" xmlns:o="urn:schemas-microsoft-com:office:office" xmlns:oel="http://schemas.microsoft.com/office/2019/extlst" xmlns:r="http://schemas.openxmlformats.org/officeDocument/2006/relationships" xmlns:m="http://schemas.openxmlformats.org/officeDocument/2006/math" xmlns:v="urn:schemas-microsoft-com:vml" xmlns:wp14="http://schemas.microsoft.com/office/word/2010/wordprocessingDrawing" xmlns:wp="http://schemas.openxmlformats.org/drawingml/2006/wordprocessingDrawing" xmlns:w10="urn:schemas-microsoft-com:office:word" xmlns:w="http://schemas.openxmlformats.org/wordprocessingml/2006/main" xmlns:w14="http://schemas.microsoft.com/office/word/2010/wordml" xmlns:w15="http://schemas.microsoft.com/office/word/2012/wordml" xmlns:w16cex="http://schemas.microsoft.com/office/word/2018/wordml/cex" xmlns:w16cid="http://schemas.microsoft.com/office/word/2016/wordml/cid" xmlns:w16="http://schemas.microsoft.com/office/word/2018/wordml" xmlns:w16du="http://schemas.microsoft.com/office/word/2023/wordml/word16du" xmlns:w16sdtdh="http://schemas.microsoft.com/office/word/2020/wordml/sdtdatahash" xmlns:w16sdtfl="http://schemas.microsoft.com/office/word/2024/wordml/sdtformatlock" xmlns:w16se="http://schemas.microsoft.com/office/word/2015/wordml/symex" xmlns:wpg="http://schemas.microsoft.com/office/word/2010/wordprocessingGroup" xmlns:wpi="http://schemas.microsoft.com/office/word/2010/wordprocessingInk" xmlns:wne="http://schemas.microsoft.com/office/word/2006/wordml" xmlns:wps="http://schemas.microsoft.com/office/word/2010/wordprocessingShape" mc:Ignorable="w14 w15 w16se w16cid w16 w16cex w16sdtdh w16sdtfl w16du wp14">
   <w:p>
     <w:pPr>
       <w:pStyle w:val="Header"/>
@@ -12411,8 +12402,18 @@
 </w:hdr>
 </file>
 
+<file path=word/header3.xml><?xml version="1.0" encoding="utf-8"?>
+<w:hdr xmlns:wpc="http://schemas.microsoft.com/office/word/2010/wordprocessingCanvas" xmlns:cx="http://schemas.microsoft.com/office/drawing/2014/chartex" xmlns:cx1="http://schemas.microsoft.com/office/drawing/2015/9/8/chartex" xmlns:cx2="http://schemas.microsoft.com/office/drawing/2015/10/21/chartex" xmlns:cx3="http://schemas.microsoft.com/office/drawing/2016/5/9/chartex" xmlns:cx4="http://schemas.microsoft.com/office/drawing/2016/5/10/chartex" xmlns:cx5="http://schemas.microsoft.com/office/drawing/2016/5/11/chartex" xmlns:cx6="http://schemas.microsoft.com/office/drawing/2016/5/12/chartex" xmlns:cx7="http://schemas.microsoft.com/office/drawing/2016/5/13/chartex" xmlns:cx8="http://schemas.microsoft.com/office/drawing/2016/5/14/chartex" xmlns:mc="http://schemas.openxmlformats.org/markup-compatibility/2006" xmlns:aink="http://schemas.microsoft.com/office/drawing/2016/ink" xmlns:am3d="http://schemas.microsoft.com/office/drawing/2017/model3d" xmlns:o="urn:schemas-microsoft-com:office:office" xmlns:oel="http://schemas.microsoft.com/office/2019/extlst" xmlns:r="http://schemas.openxmlformats.org/officeDocument/2006/relationships" xmlns:m="http://schemas.openxmlformats.org/officeDocument/2006/math" xmlns:v="urn:schemas-microsoft-com:vml" xmlns:wp14="http://schemas.microsoft.com/office/word/2010/wordprocessingDrawing" xmlns:wp="http://schemas.openxmlformats.org/drawingml/2006/wordprocessingDrawing" xmlns:w10="urn:schemas-microsoft-com:office:word" xmlns:w="http://schemas.openxmlformats.org/wordprocessingml/2006/main" xmlns:w14="http://schemas.microsoft.com/office/word/2010/wordml" xmlns:w15="http://schemas.microsoft.com/office/word/2012/wordml" xmlns:w16cex="http://schemas.microsoft.com/office/word/2018/wordml/cex" xmlns:w16cid="http://schemas.microsoft.com/office/word/2016/wordml/cid" xmlns:w16="http://schemas.microsoft.com/office/word/2018/wordml" xmlns:w16du="http://schemas.microsoft.com/office/word/2023/wordml/word16du" xmlns:w16sdtdh="http://schemas.microsoft.com/office/word/2020/wordml/sdtdatahash" xmlns:w16sdtfl="http://schemas.microsoft.com/office/word/2024/wordml/sdtformatlock" xmlns:w16se="http://schemas.microsoft.com/office/word/2015/wordml/symex" xmlns:wpg="http://schemas.microsoft.com/office/word/2010/wordprocessingGroup" xmlns:wpi="http://schemas.microsoft.com/office/word/2010/wordprocessingInk" xmlns:wne="http://schemas.microsoft.com/office/word/2006/wordml" xmlns:wps="http://schemas.microsoft.com/office/word/2010/wordprocessingShape" mc:Ignorable="w14 w15 w16se w16cid w16 w16cex w16sdtdh w16sdtfl w16du wp14">
+  <w:p>
+    <w:pPr>
+      <w:pStyle w:val="Header"/>
+    </w:pPr>
+  </w:p>
+</w:hdr>
+</file>
+
 <file path=word/styles.xml><?xml version="1.0" encoding="utf-8"?>
-<w:styles xmlns:mc="http://schemas.openxmlformats.org/markup-compatibility/2006" xmlns:r="http://schemas.openxmlformats.org/officeDocument/2006/relationships" xmlns:w="http://schemas.openxmlformats.org/wordprocessingml/2006/main" xmlns:w14="http://schemas.microsoft.com/office/word/2010/wordml" xmlns:w15="http://schemas.microsoft.com/office/word/2012/wordml" xmlns:w16cex="http://schemas.microsoft.com/office/word/2018/wordml/cex" xmlns:w16cid="http://schemas.microsoft.com/office/word/2016/wordml/cid" xmlns:w16="http://schemas.microsoft.com/office/word/2018/wordml" xmlns:w16sdtdh="http://schemas.microsoft.com/office/word/2020/wordml/sdtdatahash" xmlns:w16se="http://schemas.microsoft.com/office/word/2015/wordml/symex" mc:Ignorable="w14 w15 w16se w16cid w16 w16cex w16sdtdh">
+<w:styles xmlns:mc="http://schemas.openxmlformats.org/markup-compatibility/2006" xmlns:r="http://schemas.openxmlformats.org/officeDocument/2006/relationships" xmlns:w="http://schemas.openxmlformats.org/wordprocessingml/2006/main" xmlns:w14="http://schemas.microsoft.com/office/word/2010/wordml" xmlns:w15="http://schemas.microsoft.com/office/word/2012/wordml" xmlns:w16cex="http://schemas.microsoft.com/office/word/2018/wordml/cex" xmlns:w16cid="http://schemas.microsoft.com/office/word/2016/wordml/cid" xmlns:w16="http://schemas.microsoft.com/office/word/2018/wordml" xmlns:w16du="http://schemas.microsoft.com/office/word/2023/wordml/word16du" xmlns:w16sdtdh="http://schemas.microsoft.com/office/word/2020/wordml/sdtdatahash" xmlns:w16sdtfl="http://schemas.microsoft.com/office/word/2024/wordml/sdtformatlock" xmlns:w16se="http://schemas.microsoft.com/office/word/2015/wordml/symex" mc:Ignorable="w14 w15 w16se w16cid w16 w16cex w16sdtdh w16sdtfl w16du">
   <w:docDefaults>
     <w:rPrDefault>
       <w:rPr>
